--- a/Relazione.docx
+++ b/Relazione.docx
@@ -189,11 +189,20 @@
           <w:i/>
           <w:iCs/>
         </w:rPr>
-        <w:t xml:space="preserve">data augmentation </w:t>
+        <w:t xml:space="preserve">data </w:t>
+      </w:r>
+      <w:proofErr w:type="gramStart"/>
+      <w:r>
+        <w:rPr>
+          <w:i/>
+          <w:iCs/>
+        </w:rPr>
+        <w:t xml:space="preserve">augmentation </w:t>
       </w:r>
       <w:r>
         <w:t>.</w:t>
       </w:r>
+      <w:proofErr w:type="gramEnd"/>
     </w:p>
     <w:p/>
     <w:p>
@@ -354,7 +363,15 @@
         <w:t xml:space="preserve"> )</w:t>
       </w:r>
       <w:r>
-        <w:t>. Essendo stata osservata una certa variabilità nei risultati, sono stati eseguiti 5 cicli</w:t>
+        <w:t xml:space="preserve">. Essendo stata osservata una certa variabilità nei risultati, sono stati eseguiti </w:t>
+      </w:r>
+      <w:proofErr w:type="gramStart"/>
+      <w:r>
+        <w:t>5</w:t>
+      </w:r>
+      <w:proofErr w:type="gramEnd"/>
+      <w:r>
+        <w:t xml:space="preserve"> cicli</w:t>
       </w:r>
       <w:r>
         <w:t xml:space="preserve"> di training+evaluation</w:t>
@@ -1035,7 +1052,7 @@
           <w:noProof/>
         </w:rPr>
         <w:drawing>
-          <wp:anchor distT="0" distB="0" distL="114300" distR="114300" simplePos="0" relativeHeight="251686912" behindDoc="0" locked="0" layoutInCell="1" allowOverlap="1" wp14:anchorId="0CB69D61" wp14:editId="5A659BB9">
+          <wp:anchor distT="0" distB="0" distL="114300" distR="114300" simplePos="0" relativeHeight="251686912" behindDoc="0" locked="0" layoutInCell="1" allowOverlap="1" wp14:anchorId="0CB69D61" wp14:editId="05867507">
             <wp:simplePos x="0" y="0"/>
             <wp:positionH relativeFrom="margin">
               <wp:posOffset>3150870</wp:posOffset>
@@ -1337,7 +1354,7 @@
           <w:noProof/>
         </w:rPr>
         <w:drawing>
-          <wp:anchor distT="0" distB="0" distL="114300" distR="114300" simplePos="0" relativeHeight="251688960" behindDoc="0" locked="0" layoutInCell="1" allowOverlap="1" wp14:anchorId="64C0330A" wp14:editId="0F6517D4">
+          <wp:anchor distT="0" distB="0" distL="114300" distR="114300" simplePos="0" relativeHeight="251688960" behindDoc="0" locked="0" layoutInCell="1" allowOverlap="1" wp14:anchorId="64C0330A" wp14:editId="368ACA7A">
             <wp:simplePos x="0" y="0"/>
             <wp:positionH relativeFrom="column">
               <wp:posOffset>1764030</wp:posOffset>
@@ -1403,7 +1420,15 @@
         <w:t xml:space="preserve">Le altre classi tendono ad essere riconosciute con consistenza variabile in base ciclo di training. Da notare che, spesso, quando </w:t>
       </w:r>
       <w:r>
-        <w:t>gli elementi all’interno di una classe vengono riconosciuti in maniera perfetta, è presente un bias , che fa in modo che anche altre immagini vengano associate, erroneamente, a quella classe.</w:t>
+        <w:t xml:space="preserve">gli elementi all’interno di una classe vengono riconosciuti in maniera perfetta, è presente un </w:t>
+      </w:r>
+      <w:proofErr w:type="gramStart"/>
+      <w:r>
+        <w:t>bias ,</w:t>
+      </w:r>
+      <w:proofErr w:type="gramEnd"/>
+      <w:r>
+        <w:t xml:space="preserve"> che fa in modo che anche altre immagini vengano associate, erroneamente, a quella classe.</w:t>
       </w:r>
     </w:p>
     <w:p/>
@@ -1459,7 +1484,15 @@
         <w:t>4),</w:t>
       </w:r>
       <w:r>
-        <w:t xml:space="preserve"> ipotizzando che le anomalie nell’andamento siano dovute a un’esagerata suscettibilità della rete a variare i pesi, che in alcuni casi porta a sviare dal percorso ottimale. Nonostante questo porti a una diminuzione più lenta della loss, il numero di epoche è stato mantenuto a 5 per poter fare un paragone diretto.</w:t>
+        <w:t xml:space="preserve"> ipotizzando che le anomalie nell’andamento siano dovute a un’esagerata suscettibilità della rete a variare i pesi, che in alcuni casi porta a sviare dal percorso ottimale. Nonostante questo porti a una diminuzione più lenta della loss, il numero di epoche è stato mantenuto a </w:t>
+      </w:r>
+      <w:proofErr w:type="gramStart"/>
+      <w:r>
+        <w:t>5</w:t>
+      </w:r>
+      <w:proofErr w:type="gramEnd"/>
+      <w:r>
+        <w:t xml:space="preserve"> per poter fare un paragone diretto.</w:t>
       </w:r>
     </w:p>
     <w:p>
@@ -2031,7 +2064,15 @@
         <w:jc w:val="both"/>
       </w:pPr>
       <w:r>
-        <w:t>Questo confuta l’ipotesi avanzata precedentemente riguardo al fatto che la variabilità nei risultati fosse dovuta alla dimensione del dataset: la causa stava</w:t>
+        <w:t xml:space="preserve">Questo confuta l’ipotesi avanzata precedentemente riguardo al fatto che la variabilità nei risultati </w:t>
+      </w:r>
+      <w:proofErr w:type="gramStart"/>
+      <w:r>
+        <w:t>fosse</w:t>
+      </w:r>
+      <w:proofErr w:type="gramEnd"/>
+      <w:r>
+        <w:t xml:space="preserve"> dovuta alla dimensione del dataset: la causa stava</w:t>
       </w:r>
       <w:r>
         <w:t>, invece,</w:t>
@@ -2071,7 +2112,15 @@
         <w:jc w:val="both"/>
       </w:pPr>
       <w:r>
-        <w:t xml:space="preserve">A seguire i cicli d’addestramento svolti con 10 epoche. Da qui in poi, date le similarità tra le varie iterazioni, verranno solo elencate le istanze di accuracy massima e minima tra le 5 svolte. </w:t>
+        <w:t xml:space="preserve">A seguire i cicli d’addestramento svolti con </w:t>
+      </w:r>
+      <w:proofErr w:type="gramStart"/>
+      <w:r>
+        <w:t>10</w:t>
+      </w:r>
+      <w:proofErr w:type="gramEnd"/>
+      <w:r>
+        <w:t xml:space="preserve"> epoche. Da qui in poi, date le similarità tra le varie iterazioni, verranno solo elencate le istanze di accuracy massima e minima tra le 5 svolte. </w:t>
       </w:r>
       <w:r>
         <w:lastRenderedPageBreak/>
@@ -2330,7 +2379,19 @@
         <w:rPr>
           <w:noProof/>
         </w:rPr>
-        <w:t xml:space="preserve">Passando alla metrice di confusione, i risultati sono molto </w:t>
+        <w:t>Passando alla m</w:t>
+      </w:r>
+      <w:r>
+        <w:rPr>
+          <w:noProof/>
+        </w:rPr>
+        <w:t>a</w:t>
+      </w:r>
+      <w:r>
+        <w:rPr>
+          <w:noProof/>
+        </w:rPr>
+        <w:t xml:space="preserve">trice di confusione, i risultati sono molto </w:t>
       </w:r>
       <w:r>
         <w:rPr>
@@ -2348,7 +2409,7 @@
         <w:rPr>
           <w:noProof/>
         </w:rPr>
-        <w:t>, però più stabili : lo scarto tra il massimo e il minimo è di circa 1,5%. Con 10 epoche si rendono più visibili errori di riconoscimento “siststematici” (0-2, 2-0, 2-4, 2-8, 5-7, 6-7)</w:t>
+        <w:t>, però più stabili : lo scarto tra il massimo e il minimo è di circa 1,5%. Con 10 epoche si rendono più visibili errori di riconoscimento “sistematici” (0-2, 2-0, 2-4, 2-8, 5-7, 6-7)</w:t>
       </w:r>
       <w:r>
         <w:rPr>
@@ -2941,7 +3002,13 @@
         <w:jc w:val="both"/>
       </w:pPr>
       <w:r>
-        <w:t>Un’ultima modifica i parametri che si è provata a svolgere consiste nel modificare la dimensione dell’immagine d’ingresso. Anche se di base AlexNet era stato pensato per operare con ingressi 224x224, questo non vuol dire che non accetti anche elementi di dimensione maggiore. Nel caso di questo dataset, il taglio delle immagini causa una sostanziale perdita d’informazioni: potrebbe essere quindi vantaggioso passare in ingresso input meno tagliati. La dimensione scelta è 448x448, il doppio di quella di base.</w:t>
+        <w:t xml:space="preserve">Un’ultima modifica </w:t>
+      </w:r>
+      <w:r>
+        <w:t>a</w:t>
+      </w:r>
+      <w:r>
+        <w:t>i parametri che si è provata a svolgere consiste nel modificare la dimensione dell’immagine d’ingresso. Anche se di base AlexNet era stato pensato per operare con ingressi 224x224, questo non vuol dire che non accetti anche elementi di dimensione maggiore. Nel caso di questo dataset, il taglio delle immagini causa una sostanziale perdita d’informazioni: potrebbe essere quindi vantaggioso passare in ingresso input meno tagliati. La dimensione scelta è 448x448, il doppio di quella di base.</w:t>
       </w:r>
       <w:r>
         <w:t xml:space="preserve"> Il numero di epoche è stato tenuto a 8.</w:t>
@@ -3236,13 +3303,7 @@
         <w:t xml:space="preserve"> nemmeno sotto questo punto di vista.</w:t>
       </w:r>
       <w:r>
-        <w:t xml:space="preserve"> Una possibile risposta si potrebbe trovare nel test set, che forse contiene immagini </w:t>
-      </w:r>
-      <w:r>
-        <w:t>(dal punto di vista della nn)</w:t>
-      </w:r>
-      <w:r>
-        <w:t xml:space="preserve"> troppo diverse rispetto a quelle contenute nel training set.</w:t>
+        <w:t xml:space="preserve"> Una possibile risposta si potrebbe trovare nel test set, che forse contiene immagini (dal punto di vista della nn) troppo diverse rispetto a quelle contenute nel training set.</w:t>
       </w:r>
     </w:p>
     <w:p>
@@ -3704,7 +3765,7 @@
         <w:t>probabilmente a</w:t>
       </w:r>
       <w:r>
-        <w:t xml:space="preserve"> causa delle immagini modificate, le cui “stranezze” portano a oscillazioni  nel miglioramento dei pesi. Si potrebbe provare a tarare meglio il learning rate o aumentare il numero di epoche. </w:t>
+        <w:t xml:space="preserve"> causa delle immagini modificate, le cui “stranezze” portano a oscillazioni nel miglioramento dei pesi. Si potrebbe provare a tarare meglio il learning rate o aumentare il numero di epoche. </w:t>
       </w:r>
     </w:p>
     <w:p>
@@ -4838,13 +4899,21 @@
         <w:jc w:val="both"/>
       </w:pPr>
       <w:r>
-        <w:t>Il costo a livello di tempo è però significativo: sulla stessa macchina, un</w:t>
+        <w:t xml:space="preserve">Il costo a livello di tempo è però significativo: sulla stessa macchina, </w:t>
+      </w:r>
+      <w:proofErr w:type="gramStart"/>
+      <w:r>
+        <w:t>un</w:t>
       </w:r>
       <w:r>
         <w:t>’</w:t>
       </w:r>
       <w:r>
-        <w:t xml:space="preserve"> epoca di </w:t>
+        <w:t xml:space="preserve"> epoca</w:t>
+      </w:r>
+      <w:proofErr w:type="gramEnd"/>
+      <w:r>
+        <w:t xml:space="preserve"> di </w:t>
       </w:r>
       <w:r>
         <w:t>A</w:t>
